--- a/Searching Algorithms.docx
+++ b/Searching Algorithms.docx
@@ -572,7 +572,13 @@
       </w:r>
       <w:r>
         <w:br/>
-        <w:t>Key: 30</w:t>
+        <w:t xml:space="preserve">Key: </w:t>
+      </w:r>
+      <w:r>
+        <w:t>3</w:t>
+      </w:r>
+      <w:r>
+        <w:t>0</w:t>
       </w:r>
     </w:p>
     <w:p>
@@ -1263,11 +1269,60 @@
           <w:bCs/>
         </w:rPr>
       </w:pPr>
-      <w:r>
-        <w:rPr>
-          <w:b/>
-          <w:bCs/>
-        </w:rPr>
+    </w:p>
+    <w:p>
+      <w:pPr>
+        <w:rPr>
+          <w:b/>
+          <w:bCs/>
+        </w:rPr>
+      </w:pPr>
+    </w:p>
+    <w:p>
+      <w:pPr>
+        <w:rPr>
+          <w:b/>
+          <w:bCs/>
+        </w:rPr>
+      </w:pPr>
+    </w:p>
+    <w:p>
+      <w:pPr>
+        <w:rPr>
+          <w:b/>
+          <w:bCs/>
+        </w:rPr>
+      </w:pPr>
+    </w:p>
+    <w:p>
+      <w:pPr>
+        <w:rPr>
+          <w:b/>
+          <w:bCs/>
+        </w:rPr>
+      </w:pPr>
+    </w:p>
+    <w:p>
+      <w:pPr>
+        <w:rPr>
+          <w:b/>
+          <w:bCs/>
+        </w:rPr>
+      </w:pPr>
+    </w:p>
+    <w:p>
+      <w:pPr>
+        <w:rPr>
+          <w:b/>
+          <w:bCs/>
+        </w:rPr>
+      </w:pPr>
+      <w:r>
+        <w:rPr>
+          <w:b/>
+          <w:bCs/>
+        </w:rPr>
+        <w:lastRenderedPageBreak/>
         <w:t>16. Binary Search – Recursive Implementation</w:t>
       </w:r>
     </w:p>
@@ -1310,7 +1365,6 @@
       </w:r>
       <w:proofErr w:type="gramEnd"/>
     </w:p>
-    <w:p/>
     <w:p>
       <w:r>
         <w:t xml:space="preserve">    int mid = low + (high - low) / </w:t>
@@ -1321,10 +1375,8 @@
       </w:r>
       <w:proofErr w:type="gramEnd"/>
     </w:p>
-    <w:p/>
-    <w:p>
-      <w:r>
-        <w:lastRenderedPageBreak/>
+    <w:p>
+      <w:r>
         <w:t xml:space="preserve">    if (</w:t>
       </w:r>
       <w:proofErr w:type="spellStart"/>
@@ -1608,24 +1660,44 @@
     <w:p>
       <w:pPr>
         <w:rPr>
-          <w:b/>
-          <w:bCs/>
-        </w:rPr>
-      </w:pPr>
-      <w:r>
-        <w:rPr>
           <w:rFonts w:ascii="Segoe UI Emoji" w:hAnsi="Segoe UI Emoji" w:cs="Segoe UI Emoji"/>
           <w:b/>
           <w:bCs/>
         </w:rPr>
-        <w:t>🔹</w:t>
-      </w:r>
-      <w:r>
-        <w:rPr>
-          <w:b/>
-          <w:bCs/>
-        </w:rPr>
-        <w:t xml:space="preserve"> ADVANCED SEARCHING VARIANTS (INTERVIEW LEVEL)</w:t>
+      </w:pPr>
+    </w:p>
+    <w:p>
+      <w:pPr>
+        <w:rPr>
+          <w:rFonts w:ascii="Segoe UI Emoji" w:hAnsi="Segoe UI Emoji" w:cs="Segoe UI Emoji"/>
+          <w:b/>
+          <w:bCs/>
+        </w:rPr>
+      </w:pPr>
+    </w:p>
+    <w:p>
+      <w:pPr>
+        <w:rPr>
+          <w:rFonts w:ascii="Segoe UI Emoji" w:hAnsi="Segoe UI Emoji" w:cs="Segoe UI Emoji"/>
+          <w:b/>
+          <w:bCs/>
+        </w:rPr>
+      </w:pPr>
+    </w:p>
+    <w:p>
+      <w:pPr>
+        <w:rPr>
+          <w:b/>
+          <w:bCs/>
+        </w:rPr>
+      </w:pPr>
+      <w:r>
+        <w:rPr>
+          <w:b/>
+          <w:bCs/>
+        </w:rPr>
+        <w:lastRenderedPageBreak/>
+        <w:t>ADVANCED SEARCHING VARIANTS (INTERVIEW LEVEL)</w:t>
       </w:r>
     </w:p>
     <w:p>
@@ -1712,7 +1784,6 @@
     <w:p/>
     <w:p>
       <w:r>
-        <w:lastRenderedPageBreak/>
         <w:t xml:space="preserve">    while (low &lt;= high) {</w:t>
       </w:r>
     </w:p>
@@ -1912,6 +1983,7 @@
     </w:p>
     <w:p>
       <w:r>
+        <w:lastRenderedPageBreak/>
         <w:t xml:space="preserve">        int mid = (low + high) / </w:t>
       </w:r>
       <w:proofErr w:type="gramStart"/>
@@ -1979,7 +2051,6 @@
     </w:p>
     <w:p>
       <w:r>
-        <w:lastRenderedPageBreak/>
         <w:t xml:space="preserve">        } else {</w:t>
       </w:r>
     </w:p>
@@ -2246,6 +2317,7 @@
     <w:p/>
     <w:p>
       <w:r>
+        <w:lastRenderedPageBreak/>
         <w:t xml:space="preserve">    while (low &lt;= high) {</w:t>
       </w:r>
     </w:p>
@@ -2323,7 +2395,6 @@
     </w:p>
     <w:p>
       <w:r>
-        <w:lastRenderedPageBreak/>
         <w:t xml:space="preserve">                high = mid - </w:t>
       </w:r>
       <w:proofErr w:type="gramStart"/>
@@ -2518,6 +2589,7 @@
         </w:numPr>
       </w:pPr>
       <w:r>
+        <w:lastRenderedPageBreak/>
         <w:t>Database indexing</w:t>
       </w:r>
     </w:p>
@@ -2603,7 +2675,6 @@
         </w:numPr>
       </w:pPr>
       <w:r>
-        <w:lastRenderedPageBreak/>
         <w:t>Can binary search work on linked list?</w:t>
       </w:r>
     </w:p>
